--- a/Semester 3/Research Project/Final Report - START.docx
+++ b/Semester 3/Research Project/Final Report - START.docx
@@ -102,7 +102,11 @@
           <w:szCs w:val="40"/>
         </w:rPr>
       </w:pPr>
-      <w:r>
+    </w:p>
+    <w:p>
+      <w:pPr>
+        <w:spacing w:after="0" w:line="276" w:lineRule="auto"/>
+        <w:jc w:val="center"/>
         <w:rPr>
           <w:rFonts w:ascii="Times New Roman" w:hAnsi="Times New Roman" w:cs="Times New Roman"/>
           <w:b/>
@@ -110,13 +114,8 @@
           <w:sz w:val="40"/>
           <w:szCs w:val="40"/>
         </w:rPr>
-        <w:t xml:space="preserve">NGS – Precision Medicine Toolkit: </w:t>
-      </w:r>
-    </w:p>
-    <w:p>
-      <w:pPr>
-        <w:spacing w:after="0" w:line="276" w:lineRule="auto"/>
-        <w:jc w:val="center"/>
+      </w:pPr>
+      <w:r>
         <w:rPr>
           <w:rFonts w:ascii="Times New Roman" w:hAnsi="Times New Roman" w:cs="Times New Roman"/>
           <w:b/>
@@ -124,8 +123,13 @@
           <w:sz w:val="40"/>
           <w:szCs w:val="40"/>
         </w:rPr>
-      </w:pPr>
-      <w:r>
+        <w:t xml:space="preserve">NGS – Precision Medicine Toolkit: </w:t>
+      </w:r>
+    </w:p>
+    <w:p>
+      <w:pPr>
+        <w:spacing w:after="0" w:line="276" w:lineRule="auto"/>
+        <w:jc w:val="center"/>
         <w:rPr>
           <w:rFonts w:ascii="Times New Roman" w:hAnsi="Times New Roman" w:cs="Times New Roman"/>
           <w:b/>
@@ -133,8 +137,7 @@
           <w:sz w:val="40"/>
           <w:szCs w:val="40"/>
         </w:rPr>
-        <w:t xml:space="preserve">A Comprehensive User </w:t>
-      </w:r>
+      </w:pPr>
       <w:r>
         <w:rPr>
           <w:rFonts w:ascii="Times New Roman" w:hAnsi="Times New Roman" w:cs="Times New Roman"/>
@@ -143,7 +146,7 @@
           <w:sz w:val="40"/>
           <w:szCs w:val="40"/>
         </w:rPr>
-        <w:t>–</w:t>
+        <w:t xml:space="preserve">A Comprehensive User </w:t>
       </w:r>
       <w:r>
         <w:rPr>
@@ -153,7 +156,7 @@
           <w:sz w:val="40"/>
           <w:szCs w:val="40"/>
         </w:rPr>
-        <w:t xml:space="preserve"> Friendly G</w:t>
+        <w:t>–</w:t>
       </w:r>
       <w:r>
         <w:rPr>
@@ -163,7 +166,7 @@
           <w:sz w:val="40"/>
           <w:szCs w:val="40"/>
         </w:rPr>
-        <w:t>UI</w:t>
+        <w:t xml:space="preserve"> Friendly G</w:t>
       </w:r>
       <w:r>
         <w:rPr>
@@ -173,7 +176,7 @@
           <w:sz w:val="40"/>
           <w:szCs w:val="40"/>
         </w:rPr>
-        <w:t xml:space="preserve"> </w:t>
+        <w:t>UI</w:t>
       </w:r>
       <w:r>
         <w:rPr>
@@ -183,7 +186,7 @@
           <w:sz w:val="40"/>
           <w:szCs w:val="40"/>
         </w:rPr>
-        <w:t>f</w:t>
+        <w:t xml:space="preserve"> </w:t>
       </w:r>
       <w:r>
         <w:rPr>
@@ -193,7 +196,7 @@
           <w:sz w:val="40"/>
           <w:szCs w:val="40"/>
         </w:rPr>
-        <w:t>or Next - Generation Sequencing (</w:t>
+        <w:t>f</w:t>
       </w:r>
       <w:r>
         <w:rPr>
@@ -203,9 +206,13 @@
           <w:sz w:val="40"/>
           <w:szCs w:val="40"/>
         </w:rPr>
-        <w:t>NGS</w:t>
-      </w:r>
-      <w:r>
+        <w:t xml:space="preserve">or </w:t>
+      </w:r>
+    </w:p>
+    <w:p>
+      <w:pPr>
+        <w:spacing w:after="0" w:line="276" w:lineRule="auto"/>
+        <w:jc w:val="center"/>
         <w:rPr>
           <w:rFonts w:ascii="Times New Roman" w:hAnsi="Times New Roman" w:cs="Times New Roman"/>
           <w:b/>
@@ -213,8 +220,7 @@
           <w:sz w:val="40"/>
           <w:szCs w:val="40"/>
         </w:rPr>
-        <w:t xml:space="preserve">) </w:t>
-      </w:r>
+      </w:pPr>
       <w:r>
         <w:rPr>
           <w:rFonts w:ascii="Times New Roman" w:hAnsi="Times New Roman" w:cs="Times New Roman"/>
@@ -223,7 +229,7 @@
           <w:sz w:val="40"/>
           <w:szCs w:val="40"/>
         </w:rPr>
-        <w:t xml:space="preserve">in </w:t>
+        <w:t>Next - Generation Sequencing (</w:t>
       </w:r>
       <w:r>
         <w:rPr>
@@ -233,7 +239,7 @@
           <w:sz w:val="40"/>
           <w:szCs w:val="40"/>
         </w:rPr>
-        <w:t xml:space="preserve">the </w:t>
+        <w:t>NGS</w:t>
       </w:r>
       <w:r>
         <w:rPr>
@@ -243,7 +249,7 @@
           <w:sz w:val="40"/>
           <w:szCs w:val="40"/>
         </w:rPr>
-        <w:t>context of</w:t>
+        <w:t xml:space="preserve">) </w:t>
       </w:r>
       <w:r>
         <w:rPr>
@@ -253,6 +259,36 @@
           <w:sz w:val="40"/>
           <w:szCs w:val="40"/>
         </w:rPr>
+        <w:t xml:space="preserve">in </w:t>
+      </w:r>
+      <w:r>
+        <w:rPr>
+          <w:rFonts w:ascii="Times New Roman" w:hAnsi="Times New Roman" w:cs="Times New Roman"/>
+          <w:b/>
+          <w:bCs/>
+          <w:sz w:val="40"/>
+          <w:szCs w:val="40"/>
+        </w:rPr>
+        <w:t xml:space="preserve">the </w:t>
+      </w:r>
+      <w:r>
+        <w:rPr>
+          <w:rFonts w:ascii="Times New Roman" w:hAnsi="Times New Roman" w:cs="Times New Roman"/>
+          <w:b/>
+          <w:bCs/>
+          <w:sz w:val="40"/>
+          <w:szCs w:val="40"/>
+        </w:rPr>
+        <w:t>context of</w:t>
+      </w:r>
+      <w:r>
+        <w:rPr>
+          <w:rFonts w:ascii="Times New Roman" w:hAnsi="Times New Roman" w:cs="Times New Roman"/>
+          <w:b/>
+          <w:bCs/>
+          <w:sz w:val="40"/>
+          <w:szCs w:val="40"/>
+        </w:rPr>
         <w:t xml:space="preserve"> Precision Medicine</w:t>
       </w:r>
     </w:p>
@@ -321,7 +357,27 @@
           <w:sz w:val="28"/>
           <w:szCs w:val="28"/>
         </w:rPr>
-        <w:t xml:space="preserve">Research Project Report Submitted in Partial Fulfilment of The Requirements for the Degree </w:t>
+        <w:t xml:space="preserve">Research Project Report Submitted in Partial Fulfilment of </w:t>
+      </w:r>
+      <w:r>
+        <w:rPr>
+          <w:rFonts w:ascii="Times New Roman" w:hAnsi="Times New Roman" w:cs="Times New Roman"/>
+          <w:b/>
+          <w:bCs/>
+          <w:sz w:val="28"/>
+          <w:szCs w:val="28"/>
+        </w:rPr>
+        <w:t>t</w:t>
+      </w:r>
+      <w:r>
+        <w:rPr>
+          <w:rFonts w:ascii="Times New Roman" w:hAnsi="Times New Roman" w:cs="Times New Roman"/>
+          <w:b/>
+          <w:bCs/>
+          <w:sz w:val="28"/>
+          <w:szCs w:val="28"/>
+        </w:rPr>
+        <w:t xml:space="preserve">he Requirements for the Degree </w:t>
       </w:r>
       <w:r>
         <w:rPr>
@@ -688,16 +744,6 @@
         </w:rPr>
         <w:t xml:space="preserve">Matunga (East), Mumbai – 400019 </w:t>
       </w:r>
-    </w:p>
-    <w:p>
-      <w:pPr>
-        <w:spacing w:after="0" w:line="276" w:lineRule="auto"/>
-        <w:rPr>
-          <w:rFonts w:ascii="Times New Roman" w:hAnsi="Times New Roman" w:cs="Times New Roman"/>
-          <w:sz w:val="28"/>
-          <w:szCs w:val="28"/>
-        </w:rPr>
-      </w:pPr>
     </w:p>
     <w:p>
       <w:pPr>
@@ -816,6 +862,19 @@
           <w:szCs w:val="40"/>
         </w:rPr>
       </w:pPr>
+    </w:p>
+    <w:p>
+      <w:pPr>
+        <w:spacing w:after="0" w:line="276" w:lineRule="auto"/>
+        <w:jc w:val="center"/>
+        <w:rPr>
+          <w:rFonts w:ascii="Times New Roman" w:hAnsi="Times New Roman" w:cs="Times New Roman"/>
+          <w:b/>
+          <w:bCs/>
+          <w:sz w:val="40"/>
+          <w:szCs w:val="40"/>
+        </w:rPr>
+      </w:pPr>
       <w:r>
         <w:rPr>
           <w:rFonts w:ascii="Times New Roman" w:hAnsi="Times New Roman" w:cs="Times New Roman"/>
@@ -1334,7 +1393,7 @@
                 <w:sz w:val="24"/>
                 <w:szCs w:val="24"/>
               </w:rPr>
-              <w:t>(Dr. Gursimaran Kaur Uppal)</w:t>
+              <w:t>(Dr. Gursimran Kaur Uppal)</w:t>
             </w:r>
           </w:p>
         </w:tc>
